--- a/courts/ninth-circuit/montana/state/supreme-court/petition-for-rehearing/usage/OUTPUT-petition-for-rehearing.docx
+++ b/courts/ninth-circuit/montana/state/supreme-court/petition-for-rehearing/usage/OUTPUT-petition-for-rehearing.docx
@@ -2684,11 +2684,7 @@
           <w:b/>
           <w:bCs/>
         </w:rPr>
-        <w:t xml:space="preserve">15</w:t>
-        <w:noBreakHyphen/>
-        <w:t xml:space="preserve">1</w:t>
-        <w:noBreakHyphen/>
-        <w:t xml:space="preserve">406,</w:t>
+        <w:t xml:space="preserve">15-⁠1-⁠406,</w:t>
       </w:r>
       <w:r>
         <w:rPr>
@@ -2947,7 +2943,7 @@
         <w:t xml:space="preserve"> </w:t>
       </w:r>
       <w:r>
-        <w:t xml:space="preserve">case involved a dispute “over the appraised value of [the Peretti’s] .461 acre residential lot with 159 feet of Flathead Lake frontage…”</w:t>
+        <w:t xml:space="preserve">case involved a dispute “over the appraised value of [the Peretti’s] ⁠.461 acre residential lot with 159 feet of Flathead Lake frontage…”</w:t>
       </w:r>
       <w:r>
         <w:t xml:space="preserve"> </w:t>
@@ -2973,13 +2969,7 @@
         <w:t xml:space="preserve">Id.</w:t>
       </w:r>
       <w:r>
-        <w:t xml:space="preserve">, ¶¶ 3</w:t>
-      </w:r>
-      <w:r>
-        <w:noBreakHyphen/>
-      </w:r>
-      <w:r>
-        <w:t xml:space="preserve">4. The STAB conducted a contested case hearing, as required by statute, and received testimony from the parties’ expert witnesses, weighed evidence, and made determinations on the credibility of witnesses.</w:t>
+        <w:t xml:space="preserve">, ¶¶ 3-⁠4. The STAB conducted a contested case hearing, as required by statute, and received testimony from the parties’ expert witnesses, weighed evidence, and made determinations on the credibility of witnesses.</w:t>
       </w:r>
       <w:r>
         <w:t xml:space="preserve"> </w:t>
@@ -3013,13 +3003,7 @@
         <w:t xml:space="preserve">Id.</w:t>
       </w:r>
       <w:r>
-        <w:t xml:space="preserve">, ¶¶ 12</w:t>
-      </w:r>
-      <w:r>
-        <w:noBreakHyphen/>
-      </w:r>
-      <w:r>
-        <w:t xml:space="preserve">13. The Montana Supreme Court reversed the district court and reinstated the STAB decision, explaining:</w:t>
+        <w:t xml:space="preserve">, ¶¶ 12-⁠13. The Montana Supreme Court reversed the district court and reinstated the STAB decision, explaining:</w:t>
       </w:r>
     </w:p>
     <w:p>
@@ -3027,7 +3011,7 @@
         <w:pStyle w:val="XdQuoteOnly"/>
       </w:pPr>
       <w:r>
-        <w:t xml:space="preserve">A district court may not substitute its judgment for the judgment of STAB as to the weight of factual evidence, § 2–4–704(2), MCA; may not engage in a “wholesale substitution” of its opinion for the opinion of the agency,</w:t>
+        <w:t xml:space="preserve">A district court may not substitute its judgment for the judgment of STAB as to the weight of factual evidence, § 2–⁠4–⁠704(2), MCA; may not engage in a “wholesale substitution” of its opinion for the opinion of the agency,</w:t>
       </w:r>
       <w:r>
         <w:t xml:space="preserve"> </w:t>
@@ -3040,7 +3024,7 @@
         <w:t xml:space="preserve">O’Neill v. DOR</w:t>
       </w:r>
       <w:r>
-        <w:t xml:space="preserve">, 2002 MT 130, ¶¶ 22–23, 310 Mont. 148, 49 P.3d 43; and may not re-weigh the evidence on questions of fact,</w:t>
+        <w:t xml:space="preserve">, 2002 MT 130, ¶¶ 22–⁠23, 310 Mont. 148, 49 P.3d 43; and may not re-weigh the evidence on questions of fact,</w:t>
       </w:r>
       <w:r>
         <w:t xml:space="preserve"> </w:t>
@@ -3081,19 +3065,7 @@
         <w:t xml:space="preserve">O’Neill</w:t>
       </w:r>
       <w:r>
-        <w:t xml:space="preserve">, ¶ 22 (“…district court as a reviewing court could have reversed or modified STAB’s decision and remanded the case for further proceedings” but could not apply “its own analysis in place of that applied by STAB.”); § 2</w:t>
-      </w:r>
-      <w:r>
-        <w:noBreakHyphen/>
-      </w:r>
-      <w:r>
-        <w:t xml:space="preserve">4</w:t>
-      </w:r>
-      <w:r>
-        <w:noBreakHyphen/>
-      </w:r>
-      <w:r>
-        <w:t xml:space="preserve">704 (in a judicial review following a contested case hearing, the district court “may not substitute its judgment for that of the agency as to the weight of the evidence on questions of fact…”).</w:t>
+        <w:t xml:space="preserve">, ¶ 22 (“…district court as a reviewing court could have reversed or modified STAB’s decision and remanded the case for further proceedings” but could not apply “its own analysis in place of that applied by STAB.”); § 2-⁠4-⁠704 (in a judicial review following a contested case hearing, the district court “may not substitute its judgment for that of the agency as to the weight of the evidence on questions of fact…”).</w:t>
       </w:r>
     </w:p>
     <w:p>
@@ -3195,19 +3167,7 @@
         <w:pStyle w:val="BodyText"/>
       </w:pPr>
       <w:r>
-        <w:t xml:space="preserve">In the Solems’ case, there was no STAB decision appealed to the District Court following a contested case hearing. Instead, the Solems challenged the DOR’s appraisal methodology by filing a class action directly in the District Court pursuant to § 15</w:t>
-      </w:r>
-      <w:r>
-        <w:noBreakHyphen/>
-      </w:r>
-      <w:r>
-        <w:t xml:space="preserve">1</w:t>
-      </w:r>
-      <w:r>
-        <w:noBreakHyphen/>
-      </w:r>
-      <w:r>
-        <w:t xml:space="preserve">406, which expressly permits an aggrieved taxpayer to bring a declaratory judgment action challenging the DOR’s appraisal methodology in the district court rather than seeking to have their appraisal adjusted through the County Tax Appeal Board and STAB.</w:t>
+        <w:t xml:space="preserve">In the Solems’ case, there was no STAB decision appealed to the District Court following a contested case hearing. Instead, the Solems challenged the DOR’s appraisal methodology by filing a class action directly in the District Court pursuant to § 15-⁠1-⁠406, which expressly permits an aggrieved taxpayer to bring a declaratory judgment action challenging the DOR’s appraisal methodology in the district court rather than seeking to have their appraisal adjusted through the County Tax Appeal Board and STAB.</w:t>
       </w:r>
     </w:p>
     <w:p>
@@ -3228,19 +3188,7 @@
         <w:t xml:space="preserve">Peretti</w:t>
       </w:r>
       <w:r>
-        <w:t xml:space="preserve">, in the Solem’s case the District Court did not conduct a judicial review of an administrative decision from a contested case hearing, but rather acted as the trier of fact. As the fact-finder in a case filed pursuant to § 15</w:t>
-      </w:r>
-      <w:r>
-        <w:noBreakHyphen/>
-      </w:r>
-      <w:r>
-        <w:t xml:space="preserve">1</w:t>
-      </w:r>
-      <w:r>
-        <w:noBreakHyphen/>
-      </w:r>
-      <w:r>
-        <w:t xml:space="preserve">406, the District Court was tasked with taking testimony from the parties’ expert witnesses, weighing the evidence, and making determinations on the credibility of witnesses, something the Panel Opinion overlooks in finding that the District Court was not entitled to substitute its opinion for the opinion of the “agency”.</w:t>
+        <w:t xml:space="preserve">, in the Solem’s case the District Court did not conduct a judicial review of an administrative decision from a contested case hearing, but rather acted as the trier of fact. As the fact-finder in a case filed pursuant to § 15-⁠1-⁠406, the District Court was tasked with taking testimony from the parties’ expert witnesses, weighing the evidence, and making determinations on the credibility of witnesses, something the Panel Opinion overlooks in finding that the District Court was not entitled to substitute its opinion for the opinion of the “agency”.</w:t>
       </w:r>
     </w:p>
     <w:p>
@@ -3248,19 +3196,7 @@
         <w:pStyle w:val="BodyText"/>
       </w:pPr>
       <w:r>
-        <w:t xml:space="preserve">The Panel Opinion confuses which agency is entitled to deference. The Panel Opinion does not give deference to the findings of fact and agency decision of STAB following a contested case hearing, rather, it gives deference to the DOR – the very agency with regard to the very action that the Solems allege is an illegal method of taxation. In doing so, the Panel Opinion essentially eliminates the statutory right to bring a declaratory judgment against the DOR, by stripping the district court of its right to weigh evidence, make credibility determinations, and ultimately to make findings of fact that differ from the DOR’s position. The result is unfettered assessment authority on the part of the DOR, and a nullification of Mont. Code Ann. § 15</w:t>
-      </w:r>
-      <w:r>
-        <w:noBreakHyphen/>
-      </w:r>
-      <w:r>
-        <w:t xml:space="preserve">1</w:t>
-      </w:r>
-      <w:r>
-        <w:noBreakHyphen/>
-      </w:r>
-      <w:r>
-        <w:t xml:space="preserve">406. This error of law warrants reconsideration of the Panel Opinion.</w:t>
+        <w:t xml:space="preserve">The Panel Opinion confuses which agency is entitled to deference. The Panel Opinion does not give deference to the findings of fact and agency decision of STAB following a contested case hearing, rather, it gives deference to the DOR – the very agency with regard to the very action that the Solems allege is an illegal method of taxation. In doing so, the Panel Opinion essentially eliminates the statutory right to bring a declaratory judgment against the DOR, by stripping the district court of its right to weigh evidence, make credibility determinations, and ultimately to make findings of fact that differ from the DOR’s position. The result is unfettered assessment authority on the part of the DOR, and a nullification of Mont. Code Ann. § 15-⁠1-⁠406. This error of law warrants reconsideration of the Panel Opinion.</w:t>
       </w:r>
     </w:p>
     <w:p>
@@ -3594,25 +3530,7 @@
         <w:t xml:space="preserve"> </w:t>
       </w:r>
       <w:r>
-        <w:t xml:space="preserve">case is not distinguishable from the Solems’ case. Panel Opinion at ¶¶ 20</w:t>
-      </w:r>
-      <w:r>
-        <w:noBreakHyphen/>
-      </w:r>
-      <w:r>
-        <w:t xml:space="preserve">21. However, in doing so the Panel Opinion conflates a review of DOR “methodology” with a review of a single DOR “appraisal”, and in doing so again creates a precedent under which there is no viable avenue for challenging the DOR’s mass appraisal methodology as provided for under § 15</w:t>
-      </w:r>
-      <w:r>
-        <w:noBreakHyphen/>
-      </w:r>
-      <w:r>
-        <w:t xml:space="preserve">1</w:t>
-      </w:r>
-      <w:r>
-        <w:noBreakHyphen/>
-      </w:r>
-      <w:r>
-        <w:t xml:space="preserve">406.</w:t>
+        <w:t xml:space="preserve">case is not distinguishable from the Solems’ case. Panel Opinion at ¶¶ 20-⁠21. However, in doing so the Panel Opinion conflates a review of DOR “methodology” with a review of a single DOR “appraisal”, and in doing so again creates a precedent under which there is no viable avenue for challenging the DOR’s mass appraisal methodology as provided for under § 15-⁠1-⁠406.</w:t>
       </w:r>
     </w:p>
     <w:p>
@@ -3675,7 +3593,7 @@
         <w:t xml:space="preserve">Id.</w:t>
       </w:r>
       <w:r>
-        <w:t xml:space="preserve">, ¶ 3 (“this is a dispute…over the appraised value of [the Perettis’] .461 acre residential lot with 159 feet of Flathead Lake frontage…”). In challenging the appraised value, the Perettis focused on whether the appraised value was correct, and failed to meet their burden of overcoming the presumption that the DOR’s appraisal, following adjustments made by the County Tax Appeal Board and affirmed by STAB, was correct.</w:t>
+        <w:t xml:space="preserve">, ¶ 3 (“this is a dispute…over the appraised value of [the Perettis’] ⁠.461 acre residential lot with 159 feet of Flathead Lake frontage…”). In challenging the appraised value, the Perettis focused on whether the appraised value was correct, and failed to meet their burden of overcoming the presumption that the DOR’s appraisal, following adjustments made by the County Tax Appeal Board and affirmed by STAB, was correct.</w:t>
       </w:r>
       <w:r>
         <w:t xml:space="preserve"> </w:t>
@@ -3712,19 +3630,7 @@
         <w:pStyle w:val="BodyText"/>
       </w:pPr>
       <w:r>
-        <w:t xml:space="preserve">The Solems took a different approach. They did not challenge whether the appraised value of their lakefront lot on Flathead Lake was correct, and opted not to appear before the County Tax Appeal Board or the STAB seeking a reduction in appraised value. Instead, Solems filed a direct action in the District Court pursuant to § 15</w:t>
-      </w:r>
-      <w:r>
-        <w:noBreakHyphen/>
-      </w:r>
-      <w:r>
-        <w:t xml:space="preserve">1</w:t>
-      </w:r>
-      <w:r>
-        <w:noBreakHyphen/>
-      </w:r>
-      <w:r>
-        <w:t xml:space="preserve">406 and challenged the DOR’s mass appraisal methodology, arguing that the DOR’s 29-sale base lot model used to value all lakefront property in their neighborhood (defined as Neighborhood 800), was illegal and improper. Their case was certified as a class action, such that all lakefront property owners in Neighborhood 800 who had paid their taxes under protest – class members owning a total of 156 properties – were a part of the challenge to the DOR’s method of calculating lakefront property appraisal values. The District Court heard extensive testimony and determined that regardless of the appraised values ultimately assessed, all had valuations that were assessed based on an illegal and improper methodology. (FOF/​COL, ¶ 71). The District Court was not tasked with determining how to fix the DOR’s appraisal methodology, only with determining whether the actual methodology employed was improper or illegal.</w:t>
+        <w:t xml:space="preserve">The Solems took a different approach. They did not challenge whether the appraised value of their lakefront lot on Flathead Lake was correct, and opted not to appear before the County Tax Appeal Board or the STAB seeking a reduction in appraised value. Instead, Solems filed a direct action in the District Court pursuant to § 15-⁠1-⁠406 and challenged the DOR’s mass appraisal methodology, arguing that the DOR’s 29-sale base lot model used to value all lakefront property in their neighborhood (defined as Neighborhood 800), was illegal and improper. Their case was certified as a class action, such that all lakefront property owners in Neighborhood 800 who had paid their taxes under protest – class members owning a total of 156 properties – were a part of the challenge to the DOR’s method of calculating lakefront property appraisal values. The District Court heard extensive testimony and determined that regardless of the appraised values ultimately assessed, all had valuations that were assessed based on an illegal and improper methodology. (FOF/​COL, ¶ 71). The District Court was not tasked with determining how to fix the DOR’s appraisal methodology, only with determining whether the actual methodology employed was improper or illegal.</w:t>
       </w:r>
     </w:p>
     <w:p>
@@ -3822,13 +3728,7 @@
         <w:t xml:space="preserve">Id.</w:t>
       </w:r>
       <w:r>
-        <w:t xml:space="preserve">, ¶¶ 3</w:t>
-      </w:r>
-      <w:r>
-        <w:noBreakHyphen/>
-      </w:r>
-      <w:r>
-        <w:t xml:space="preserve">5, 12, 19.</w:t>
+        <w:t xml:space="preserve">, ¶¶ 3-⁠5, 12, 19.</w:t>
       </w:r>
     </w:p>
     <w:p>
@@ -3868,19 +3768,7 @@
         <w:t xml:space="preserve"> </w:t>
       </w:r>
       <w:r>
-        <w:t xml:space="preserve">case does not foreclose the Solems’ position, as the Solems brought an entirely different type of action under a different framework, as permitted by § 15</w:t>
-      </w:r>
-      <w:r>
-        <w:noBreakHyphen/>
-      </w:r>
-      <w:r>
-        <w:t xml:space="preserve">1</w:t>
-      </w:r>
-      <w:r>
-        <w:noBreakHyphen/>
-      </w:r>
-      <w:r>
-        <w:t xml:space="preserve">406. The misapplication of the</w:t>
+        <w:t xml:space="preserve">case does not foreclose the Solems’ position, as the Solems brought an entirely different type of action under a different framework, as permitted by § 15-⁠1-⁠406. The misapplication of the</w:t>
       </w:r>
       <w:r>
         <w:t xml:space="preserve"> </w:t>
@@ -6159,6 +6047,7 @@
     <w:unhideWhenUsed/>
     <w:qFormat/>
     <w:pPr>
+      <w:keepLines/>
       <w:spacing w:before="0" w:after="140" w:line="322" w:lineRule="exact"/>
     </w:pPr>
     <w:rPr>
@@ -6409,6 +6298,33 @@
     <w:pPr>
       <w:spacing w:before="0" w:after="0" w:line="322" w:lineRule="exact"/>
       <w:ind w:left="2160" w:hanging="720"/>
+    </w:pPr>
+  </w:style>
+  <w:style w:type="paragraph" w:customStyle="1" w:styleId="XdQuoteList1">
+    <w:name w:val="Xd Quote List 1"/>
+    <w:basedOn w:val="Normal"/>
+    <w:qFormat/>
+    <w:pPr>
+      <w:spacing w:before="0" w:after="0" w:line="322" w:lineRule="exact"/>
+      <w:ind w:left="1440" w:right="720" w:hanging="720"/>
+    </w:pPr>
+  </w:style>
+  <w:style w:type="paragraph" w:customStyle="1" w:styleId="XdQuoteList2">
+    <w:name w:val="Xd Quote List 2"/>
+    <w:basedOn w:val="Normal"/>
+    <w:qFormat/>
+    <w:pPr>
+      <w:spacing w:before="0" w:after="0" w:line="322" w:lineRule="exact"/>
+      <w:ind w:left="2160" w:right="720" w:hanging="720"/>
+    </w:pPr>
+  </w:style>
+  <w:style w:type="paragraph" w:customStyle="1" w:styleId="XdQuoteList3">
+    <w:name w:val="Xd Quote List 3"/>
+    <w:basedOn w:val="Normal"/>
+    <w:qFormat/>
+    <w:pPr>
+      <w:spacing w:before="0" w:after="0" w:line="322" w:lineRule="exact"/>
+      <w:ind w:left="2880" w:right="720" w:hanging="720"/>
     </w:pPr>
   </w:style>
   <w:style w:type="paragraph" w:customStyle="1" w:styleId="XdQuoteOnly">
